--- a/tasuki-electoral-model/output/submission/Declarations.docx
+++ b/tasuki-electoral-model/output/submission/Declarations.docx
@@ -52,7 +52,7 @@
     </w:p>
     <w:p>
       <w:r>
-        <w:t>The Polimeter data used for empirical calibration are publicly available at https://polimeter.org. The Thomson et al. (2017) cross-national pledge fulfillment data are available in the published article (American Journal of Political Science, 61(3), 527–542). The simulation code and calibration scripts are available [in the supplementary materials / at the repository URL upon acceptance].</w:t>
+        <w:t>The Polimeter data used for empirical calibration are publicly available at https://polimeter.org. The Thomson et al. (2017) cross-national pledge fulfillment data are available in the published article (American Journal of Political Science, 61(3), 527–542). The simulation code and calibration scripts will be made available in a public repository upon acceptance.</w:t>
       </w:r>
     </w:p>
     <w:p/>
